--- a/apps/desktop/public/mau-van-ban/tt-qd-ban-cc-kiem-dem.docx
+++ b/apps/desktop/public/mau-van-ban/tt-qd-ban-cc-kiem-dem.docx
@@ -441,7 +441,7 @@
           <w:sz w:val="28"/>
           <w:szCs w:val="28"/>
         </w:rPr>
-        <w:t xml:space="preserve">{#thanh_vien_ban}</w:t>
+        <w:t xml:space="preserve">{#thanh_vien_ban_kd}</w:t>
       </w:r>
     </w:p>
     <w:p>
@@ -471,7 +471,7 @@
           <w:sz w:val="28"/>
           <w:szCs w:val="28"/>
         </w:rPr>
-        <w:t xml:space="preserve">{/thanh_vien_ban}</w:t>
+        <w:t xml:space="preserve">{/thanh_vien_ban_kd}</w:t>
       </w:r>
     </w:p>
     <w:p>
